--- a/00-首页/题组Word/第一轮·竞赛教材版/第一轮原理-8-氧化还原与电化学-学生版.docx
+++ b/00-首页/题组Word/第一轮·竞赛教材版/第一轮原理-8-氧化还原与电化学-学生版.docx
@@ -2,7 +2,7 @@
 <file path=word/document.xml><?xml version="1.0" encoding="utf-8"?>
 <w:document xmlns:w="http://schemas.openxmlformats.org/wordprocessingml/2006/main" xmlns:m="http://schemas.openxmlformats.org/officeDocument/2006/math" xmlns:r="http://schemas.openxmlformats.org/officeDocument/2006/relationships" xmlns:o="urn:schemas-microsoft-com:office:office" xmlns:v="urn:schemas-microsoft-com:vml" xmlns:w10="urn:schemas-microsoft-com:office:word" xmlns:a="http://schemas.openxmlformats.org/drawingml/2006/main" xmlns:pic="http://schemas.openxmlformats.org/drawingml/2006/picture" xmlns:wp="http://schemas.openxmlformats.org/drawingml/2006/wordprocessingDrawing">
   <w:body>
-    <w:bookmarkStart w:id="52" w:name="第一轮化学原理-氧化还原与电化学练习"/>
+    <w:bookmarkStart w:id="53" w:name="第一轮化学原理-氧化还原与电化学练习"/>
     <w:p>
       <w:pPr>
         <w:pStyle w:val="Heading1"/>
@@ -50,7 +50,7 @@
         </w:pict>
       </w:r>
     </w:p>
-    <w:bookmarkStart w:id="51" w:name="题目"/>
+    <w:bookmarkStart w:id="52" w:name="题目"/>
     <w:p>
       <w:pPr>
         <w:pStyle w:val="Heading2"/>
@@ -196,14 +196,14 @@
         </w:rPr>
         <w:drawing>
           <wp:inline>
-            <wp:extent cx="3240000" cy="4584609"/>
+            <wp:extent cx="3600000" cy="2028408"/>
             <wp:effectExtent b="0" l="0" r="0" t="0"/>
             <wp:docPr descr="" title="" id="10" name="Picture"/>
             <a:graphic>
               <a:graphicData uri="http://schemas.openxmlformats.org/drawingml/2006/picture">
                 <pic:pic>
                   <pic:nvPicPr>
-                    <pic:cNvPr descr="06-外部资料导入/真题/省预赛/images/2021-浙江预赛_p04.png" id="11" name="Picture"/>
+                    <pic:cNvPr descr="06-外部资料导入/真题/省预赛/裁剪图/2021-浙江预赛_q17.png" id="11" name="Picture"/>
                     <pic:cNvPicPr>
                       <a:picLocks noChangeArrowheads="1" noChangeAspect="1"/>
                     </pic:cNvPicPr>
@@ -217,7 +217,7 @@
                   <pic:spPr bwMode="auto">
                     <a:xfrm>
                       <a:off x="0" y="0"/>
-                      <a:ext cx="3240000" cy="4584609"/>
+                      <a:ext cx="3600000" cy="2028408"/>
                     </a:xfrm>
                     <a:prstGeom prst="rect">
                       <a:avLst/>
@@ -630,14 +630,14 @@
         </w:rPr>
         <w:drawing>
           <wp:inline>
-            <wp:extent cx="3240000" cy="4584609"/>
+            <wp:extent cx="3600000" cy="1754874"/>
             <wp:effectExtent b="0" l="0" r="0" t="0"/>
             <wp:docPr descr="" title="" id="14" name="Picture"/>
             <a:graphic>
               <a:graphicData uri="http://schemas.openxmlformats.org/drawingml/2006/picture">
                 <pic:pic>
                   <pic:nvPicPr>
-                    <pic:cNvPr descr="2022-浙江预赛_p07.png" id="15" name="Picture"/>
+                    <pic:cNvPr descr="06-外部资料导入/真题/省预赛/裁剪图/2022-浙江预赛_q28.png" id="15" name="Picture"/>
                     <pic:cNvPicPr>
                       <a:picLocks noChangeArrowheads="1" noChangeAspect="1"/>
                     </pic:cNvPicPr>
@@ -651,7 +651,7 @@
                   <pic:spPr bwMode="auto">
                     <a:xfrm>
                       <a:off x="0" y="0"/>
-                      <a:ext cx="3240000" cy="4584609"/>
+                      <a:ext cx="3600000" cy="1754874"/>
                     </a:xfrm>
                     <a:prstGeom prst="rect">
                       <a:avLst/>
@@ -2224,7 +2224,7 @@
       </w:r>
     </w:p>
     <w:bookmarkEnd w:id="17"/>
-    <w:bookmarkStart w:id="20" w:name="第4题"/>
+    <w:bookmarkStart w:id="21" w:name="第4题"/>
     <w:p>
       <w:pPr>
         <w:pStyle w:val="Heading3"/>
@@ -2505,20 +2505,20 @@
         </w:rPr>
         <w:drawing>
           <wp:inline>
-            <wp:extent cx="3240000" cy="4584609"/>
+            <wp:extent cx="3600000" cy="2106762"/>
             <wp:effectExtent b="0" l="0" r="0" t="0"/>
-            <wp:docPr descr="" title="" id="18" name="Picture"/>
+            <wp:docPr descr="" title="" id="19" name="Picture"/>
             <a:graphic>
               <a:graphicData uri="http://schemas.openxmlformats.org/drawingml/2006/picture">
                 <pic:pic>
                   <pic:nvPicPr>
-                    <pic:cNvPr descr="06-外部资料导入/真题/省预赛/images/2021-浙江预赛_p04.png" id="19" name="Picture"/>
+                    <pic:cNvPr descr="06-外部资料导入/真题/省预赛/裁剪图/2021-浙江预赛_q16.png" id="20" name="Picture"/>
                     <pic:cNvPicPr>
                       <a:picLocks noChangeArrowheads="1" noChangeAspect="1"/>
                     </pic:cNvPicPr>
                   </pic:nvPicPr>
                   <pic:blipFill>
-                    <a:blip r:embed="rId9"/>
+                    <a:blip r:embed="rId18"/>
                     <a:stretch>
                       <a:fillRect/>
                     </a:stretch>
@@ -2526,7 +2526,7 @@
                   <pic:spPr bwMode="auto">
                     <a:xfrm>
                       <a:off x="0" y="0"/>
-                      <a:ext cx="3240000" cy="4584609"/>
+                      <a:ext cx="3600000" cy="2106762"/>
                     </a:xfrm>
                     <a:prstGeom prst="rect">
                       <a:avLst/>
@@ -2789,8 +2789,8 @@
         </w:pict>
       </w:r>
     </w:p>
-    <w:bookmarkEnd w:id="20"/>
-    <w:bookmarkStart w:id="24" w:name="第5题"/>
+    <w:bookmarkEnd w:id="21"/>
+    <w:bookmarkStart w:id="25" w:name="第5题"/>
     <w:p>
       <w:pPr>
         <w:pStyle w:val="Heading3"/>
@@ -2912,20 +2912,20 @@
         </w:rPr>
         <w:drawing>
           <wp:inline>
-            <wp:extent cx="3240000" cy="4584609"/>
+            <wp:extent cx="3600000" cy="444943"/>
             <wp:effectExtent b="0" l="0" r="0" t="0"/>
-            <wp:docPr descr="" title="" id="22" name="Picture"/>
+            <wp:docPr descr="" title="" id="23" name="Picture"/>
             <a:graphic>
               <a:graphicData uri="http://schemas.openxmlformats.org/drawingml/2006/picture">
                 <pic:pic>
                   <pic:nvPicPr>
-                    <pic:cNvPr descr="2021-浙江预赛_p07.png" id="23" name="Picture"/>
+                    <pic:cNvPr descr="06-外部资料导入/真题/省预赛/裁剪图/2021-浙江预赛_q32.png" id="24" name="Picture"/>
                     <pic:cNvPicPr>
                       <a:picLocks noChangeArrowheads="1" noChangeAspect="1"/>
                     </pic:cNvPicPr>
                   </pic:nvPicPr>
                   <pic:blipFill>
-                    <a:blip r:embed="rId21"/>
+                    <a:blip r:embed="rId22"/>
                     <a:stretch>
                       <a:fillRect/>
                     </a:stretch>
@@ -2933,7 +2933,7 @@
                   <pic:spPr bwMode="auto">
                     <a:xfrm>
                       <a:off x="0" y="0"/>
-                      <a:ext cx="3240000" cy="4584609"/>
+                      <a:ext cx="3600000" cy="444943"/>
                     </a:xfrm>
                     <a:prstGeom prst="rect">
                       <a:avLst/>
@@ -2977,8 +2977,8 @@
         </w:pict>
       </w:r>
     </w:p>
-    <w:bookmarkEnd w:id="24"/>
-    <w:bookmarkStart w:id="25" w:name="第6题"/>
+    <w:bookmarkEnd w:id="25"/>
+    <w:bookmarkStart w:id="26" w:name="第6题"/>
     <w:p>
       <w:pPr>
         <w:pStyle w:val="Heading3"/>
@@ -3120,8 +3120,8 @@
         </w:pict>
       </w:r>
     </w:p>
-    <w:bookmarkEnd w:id="25"/>
-    <w:bookmarkStart w:id="26" w:name="第7题"/>
+    <w:bookmarkEnd w:id="26"/>
+    <w:bookmarkStart w:id="27" w:name="第7题"/>
     <w:p>
       <w:pPr>
         <w:pStyle w:val="Heading3"/>
@@ -4558,8 +4558,8 @@
         </w:pict>
       </w:r>
     </w:p>
-    <w:bookmarkEnd w:id="26"/>
-    <w:bookmarkStart w:id="27" w:name="第8题"/>
+    <w:bookmarkEnd w:id="27"/>
+    <w:bookmarkStart w:id="28" w:name="第8题"/>
     <w:p>
       <w:pPr>
         <w:pStyle w:val="Heading3"/>
@@ -4813,8 +4813,8 @@
         </w:pict>
       </w:r>
     </w:p>
-    <w:bookmarkEnd w:id="27"/>
-    <w:bookmarkStart w:id="28" w:name="第9题"/>
+    <w:bookmarkEnd w:id="28"/>
+    <w:bookmarkStart w:id="29" w:name="第9题"/>
     <w:p>
       <w:pPr>
         <w:pStyle w:val="Heading3"/>
@@ -5695,8 +5695,8 @@
         </w:pict>
       </w:r>
     </w:p>
-    <w:bookmarkEnd w:id="28"/>
-    <w:bookmarkStart w:id="29" w:name="第10题"/>
+    <w:bookmarkEnd w:id="29"/>
+    <w:bookmarkStart w:id="30" w:name="第10题"/>
     <w:p>
       <w:pPr>
         <w:pStyle w:val="Heading3"/>
@@ -6614,8 +6614,8 @@
         </w:pict>
       </w:r>
     </w:p>
-    <w:bookmarkEnd w:id="29"/>
-    <w:bookmarkStart w:id="30" w:name="第11题"/>
+    <w:bookmarkEnd w:id="30"/>
+    <w:bookmarkStart w:id="31" w:name="第11题"/>
     <w:p>
       <w:pPr>
         <w:pStyle w:val="Heading3"/>
@@ -7514,8 +7514,8 @@
         </w:pict>
       </w:r>
     </w:p>
-    <w:bookmarkEnd w:id="30"/>
-    <w:bookmarkStart w:id="31" w:name="第12题"/>
+    <w:bookmarkEnd w:id="31"/>
+    <w:bookmarkStart w:id="32" w:name="第12题"/>
     <w:p>
       <w:pPr>
         <w:pStyle w:val="Heading3"/>
@@ -7894,8 +7894,8 @@
         </w:pict>
       </w:r>
     </w:p>
-    <w:bookmarkEnd w:id="31"/>
-    <w:bookmarkStart w:id="32" w:name="第13题"/>
+    <w:bookmarkEnd w:id="32"/>
+    <w:bookmarkStart w:id="33" w:name="第13题"/>
     <w:p>
       <w:pPr>
         <w:pStyle w:val="Heading3"/>
@@ -8135,8 +8135,8 @@
         </w:pict>
       </w:r>
     </w:p>
-    <w:bookmarkEnd w:id="32"/>
-    <w:bookmarkStart w:id="33" w:name="第14题"/>
+    <w:bookmarkEnd w:id="33"/>
+    <w:bookmarkStart w:id="34" w:name="第14题"/>
     <w:p>
       <w:pPr>
         <w:pStyle w:val="Heading3"/>
@@ -8767,8 +8767,8 @@
         </w:pict>
       </w:r>
     </w:p>
-    <w:bookmarkEnd w:id="33"/>
-    <w:bookmarkStart w:id="34" w:name="第15题"/>
+    <w:bookmarkEnd w:id="34"/>
+    <w:bookmarkStart w:id="35" w:name="第15题"/>
     <w:p>
       <w:pPr>
         <w:pStyle w:val="Heading3"/>
@@ -9418,8 +9418,8 @@
         </w:pict>
       </w:r>
     </w:p>
-    <w:bookmarkEnd w:id="34"/>
-    <w:bookmarkStart w:id="35" w:name="第16题"/>
+    <w:bookmarkEnd w:id="35"/>
+    <w:bookmarkStart w:id="36" w:name="第16题"/>
     <w:p>
       <w:pPr>
         <w:pStyle w:val="Heading3"/>
@@ -11477,8 +11477,8 @@
         </w:pict>
       </w:r>
     </w:p>
-    <w:bookmarkEnd w:id="35"/>
-    <w:bookmarkStart w:id="36" w:name="第17题"/>
+    <w:bookmarkEnd w:id="36"/>
+    <w:bookmarkStart w:id="37" w:name="第17题"/>
     <w:p>
       <w:pPr>
         <w:pStyle w:val="Heading3"/>
@@ -12150,8 +12150,8 @@
         </w:pict>
       </w:r>
     </w:p>
-    <w:bookmarkEnd w:id="36"/>
-    <w:bookmarkStart w:id="40" w:name="第18题"/>
+    <w:bookmarkEnd w:id="37"/>
+    <w:bookmarkStart w:id="41" w:name="第18题"/>
     <w:p>
       <w:pPr>
         <w:pStyle w:val="Heading3"/>
@@ -12231,18 +12231,18 @@
           <wp:inline>
             <wp:extent cx="3600000" cy="2531249"/>
             <wp:effectExtent b="0" l="0" r="0" t="0"/>
-            <wp:docPr descr="" title="" id="38" name="Picture"/>
+            <wp:docPr descr="" title="" id="39" name="Picture"/>
             <a:graphic>
               <a:graphicData uri="http://schemas.openxmlformats.org/drawingml/2006/picture">
                 <pic:pic>
                   <pic:nvPicPr>
-                    <pic:cNvPr descr="eb80a0d0b6a385994ee514b453538c75ecb0f35237459da1f225a1cafbe80ce8.jpg" id="39" name="Picture"/>
+                    <pic:cNvPr descr="eb80a0d0b6a385994ee514b453538c75ecb0f35237459da1f225a1cafbe80ce8.jpg" id="40" name="Picture"/>
                     <pic:cNvPicPr>
                       <a:picLocks noChangeArrowheads="1" noChangeAspect="1"/>
                     </pic:cNvPicPr>
                   </pic:nvPicPr>
                   <pic:blipFill>
-                    <a:blip r:embed="rId37"/>
+                    <a:blip r:embed="rId38"/>
                     <a:stretch>
                       <a:fillRect/>
                     </a:stretch>
@@ -12279,8 +12279,8 @@
         </w:pict>
       </w:r>
     </w:p>
-    <w:bookmarkEnd w:id="40"/>
-    <w:bookmarkStart w:id="41" w:name="第19题"/>
+    <w:bookmarkEnd w:id="41"/>
+    <w:bookmarkStart w:id="42" w:name="第19题"/>
     <w:p>
       <w:pPr>
         <w:pStyle w:val="Heading3"/>
@@ -12380,8 +12380,8 @@
         </w:pict>
       </w:r>
     </w:p>
-    <w:bookmarkEnd w:id="41"/>
-    <w:bookmarkStart w:id="42" w:name="第20题"/>
+    <w:bookmarkEnd w:id="42"/>
+    <w:bookmarkStart w:id="43" w:name="第20题"/>
     <w:p>
       <w:pPr>
         <w:pStyle w:val="Heading3"/>
@@ -15352,8 +15352,8 @@
         </w:pict>
       </w:r>
     </w:p>
-    <w:bookmarkEnd w:id="42"/>
-    <w:bookmarkStart w:id="43" w:name="第21题"/>
+    <w:bookmarkEnd w:id="43"/>
+    <w:bookmarkStart w:id="44" w:name="第21题"/>
     <w:p>
       <w:pPr>
         <w:pStyle w:val="Heading3"/>
@@ -15889,8 +15889,8 @@
         </w:pict>
       </w:r>
     </w:p>
-    <w:bookmarkEnd w:id="43"/>
-    <w:bookmarkStart w:id="44" w:name="第22题"/>
+    <w:bookmarkEnd w:id="44"/>
+    <w:bookmarkStart w:id="45" w:name="第22题"/>
     <w:p>
       <w:pPr>
         <w:pStyle w:val="Heading3"/>
@@ -17153,8 +17153,8 @@
         </w:pict>
       </w:r>
     </w:p>
-    <w:bookmarkEnd w:id="44"/>
-    <w:bookmarkStart w:id="45" w:name="第23题"/>
+    <w:bookmarkEnd w:id="45"/>
+    <w:bookmarkStart w:id="46" w:name="第23题"/>
     <w:p>
       <w:pPr>
         <w:pStyle w:val="Heading3"/>
@@ -18597,8 +18597,8 @@
         </w:pict>
       </w:r>
     </w:p>
-    <w:bookmarkEnd w:id="45"/>
-    <w:bookmarkStart w:id="49" w:name="第24题"/>
+    <w:bookmarkEnd w:id="46"/>
+    <w:bookmarkStart w:id="50" w:name="第24题"/>
     <w:p>
       <w:pPr>
         <w:pStyle w:val="Heading3"/>
@@ -19022,18 +19022,18 @@
           <wp:inline>
             <wp:extent cx="3240000" cy="3474672"/>
             <wp:effectExtent b="0" l="0" r="0" t="0"/>
-            <wp:docPr descr="" title="" id="47" name="Picture"/>
+            <wp:docPr descr="" title="" id="48" name="Picture"/>
             <a:graphic>
               <a:graphicData uri="http://schemas.openxmlformats.org/drawingml/2006/picture">
                 <pic:pic>
                   <pic:nvPicPr>
-                    <pic:cNvPr descr="e58f077f0f328f619af38b860f3b549009ac9d003614ed9f7471913ad6930046.jpg" id="48" name="Picture"/>
+                    <pic:cNvPr descr="e58f077f0f328f619af38b860f3b549009ac9d003614ed9f7471913ad6930046.jpg" id="49" name="Picture"/>
                     <pic:cNvPicPr>
                       <a:picLocks noChangeArrowheads="1" noChangeAspect="1"/>
                     </pic:cNvPicPr>
                   </pic:nvPicPr>
                   <pic:blipFill>
-                    <a:blip r:embed="rId46"/>
+                    <a:blip r:embed="rId47"/>
                     <a:stretch>
                       <a:fillRect/>
                     </a:stretch>
@@ -19200,8 +19200,8 @@
         </w:pict>
       </w:r>
     </w:p>
-    <w:bookmarkEnd w:id="49"/>
-    <w:bookmarkStart w:id="50" w:name="第25题"/>
+    <w:bookmarkEnd w:id="50"/>
+    <w:bookmarkStart w:id="51" w:name="第25题"/>
     <w:p>
       <w:pPr>
         <w:pStyle w:val="Heading3"/>
@@ -20732,9 +20732,9 @@
         </w:pict>
       </w:r>
     </w:p>
-    <w:bookmarkEnd w:id="50"/>
     <w:bookmarkEnd w:id="51"/>
     <w:bookmarkEnd w:id="52"/>
+    <w:bookmarkEnd w:id="53"/>
     <w:sectPr>
       <w:footerReference w:type="default" r:id="rId10"/>
       <w:footnotePr>

--- a/00-首页/题组Word/第一轮·竞赛教材版/第一轮原理-8-氧化还原与电化学-学生版.docx
+++ b/00-首页/题组Word/第一轮·竞赛教材版/第一轮原理-8-氧化还原与电化学-学生版.docx
@@ -3148,65 +3148,6 @@
     </w:p>
     <w:p>
       <w:pPr>
-        <w:pStyle w:val="BlockText"/>
-      </w:pPr>
-      <w:r>
-        <w:rPr>
-          <w:rFonts w:hint="eastAsia" w:ascii="Times New Roman" w:hAnsi="Times New Roman" w:eastAsia="FangSong" w:cs="Times New Roman"/>
-        </w:rPr>
-        <w:t>关联小问</w:t>
-      </w:r>
-      <w:r>
-        <w:rPr>
-          <w:rFonts w:hint="eastAsia" w:ascii="Times New Roman" w:hAnsi="Times New Roman" w:eastAsia="Times New Roman" w:cs="Times New Roman"/>
-        </w:rPr>
-        <w:t>：</w:t>
-      </w:r>
-      <w:r>
-        <w:rPr>
-          <w:rFonts w:hint="eastAsia" w:ascii="Times New Roman" w:hAnsi="Times New Roman" w:eastAsia="FangSong" w:cs="Times New Roman"/>
-        </w:rPr>
-        <w:t>题</w:t>
-      </w:r>
-      <w:r>
-        <w:rPr>
-          <w:rFonts w:hint="eastAsia" w:ascii="Times New Roman" w:hAnsi="Times New Roman" w:eastAsia="Times New Roman" w:cs="Times New Roman"/>
-        </w:rPr>
-        <w:t>-036b-4-</w:t>
-      </w:r>
-      <w:r>
-        <w:rPr>
-          <w:rFonts w:hint="eastAsia" w:ascii="Times New Roman" w:hAnsi="Times New Roman" w:eastAsia="FangSong" w:cs="Times New Roman"/>
-        </w:rPr>
-        <w:t>碘化物滴定离子方程式</w:t>
-      </w:r>
-      <w:r>
-        <w:rPr>
-          <w:rFonts w:ascii="Times New Roman" w:hAnsi="Times New Roman" w:eastAsia="Times New Roman" w:cs="Times New Roman"/>
-        </w:rPr>
-        <w:t xml:space="preserve"> | </w:t>
-      </w:r>
-      <w:r>
-        <w:rPr>
-          <w:rFonts w:hint="eastAsia" w:ascii="Times New Roman" w:hAnsi="Times New Roman" w:eastAsia="FangSong" w:cs="Times New Roman"/>
-        </w:rPr>
-        <w:t>题</w:t>
-      </w:r>
-      <w:r>
-        <w:rPr>
-          <w:rFonts w:hint="eastAsia" w:ascii="Times New Roman" w:hAnsi="Times New Roman" w:eastAsia="Times New Roman" w:cs="Times New Roman"/>
-        </w:rPr>
-        <w:t>-036b-4-</w:t>
-      </w:r>
-      <w:r>
-        <w:rPr>
-          <w:rFonts w:hint="eastAsia" w:ascii="Times New Roman" w:hAnsi="Times New Roman" w:eastAsia="FangSong" w:cs="Times New Roman"/>
-        </w:rPr>
-        <w:t>碘化物滴定离子方程式</w:t>
-      </w:r>
-    </w:p>
-    <w:p>
-      <w:pPr>
         <w:pStyle w:val="FirstParagraph"/>
       </w:pPr>
       <w:r>
@@ -4055,65 +3996,6 @@
     </w:p>
     <w:p>
       <w:pPr>
-        <w:pStyle w:val="BlockText"/>
-      </w:pPr>
-      <w:r>
-        <w:rPr>
-          <w:rFonts w:hint="eastAsia" w:ascii="Times New Roman" w:hAnsi="Times New Roman" w:eastAsia="FangSong" w:cs="Times New Roman"/>
-        </w:rPr>
-        <w:t>关联小问</w:t>
-      </w:r>
-      <w:r>
-        <w:rPr>
-          <w:rFonts w:hint="eastAsia" w:ascii="Times New Roman" w:hAnsi="Times New Roman" w:eastAsia="Times New Roman" w:cs="Times New Roman"/>
-        </w:rPr>
-        <w:t>：</w:t>
-      </w:r>
-      <w:r>
-        <w:rPr>
-          <w:rFonts w:hint="eastAsia" w:ascii="Times New Roman" w:hAnsi="Times New Roman" w:eastAsia="FangSong" w:cs="Times New Roman"/>
-        </w:rPr>
-        <w:t>题</w:t>
-      </w:r>
-      <w:r>
-        <w:rPr>
-          <w:rFonts w:hint="eastAsia" w:ascii="Times New Roman" w:hAnsi="Times New Roman" w:eastAsia="Times New Roman" w:cs="Times New Roman"/>
-        </w:rPr>
-        <w:t>-036b-4-</w:t>
-      </w:r>
-      <w:r>
-        <w:rPr>
-          <w:rFonts w:hint="eastAsia" w:ascii="Times New Roman" w:hAnsi="Times New Roman" w:eastAsia="FangSong" w:cs="Times New Roman"/>
-        </w:rPr>
-        <w:t>碘化物滴定离子方程式</w:t>
-      </w:r>
-      <w:r>
-        <w:rPr>
-          <w:rFonts w:ascii="Times New Roman" w:hAnsi="Times New Roman" w:eastAsia="Times New Roman" w:cs="Times New Roman"/>
-        </w:rPr>
-        <w:t xml:space="preserve"> | </w:t>
-      </w:r>
-      <w:r>
-        <w:rPr>
-          <w:rFonts w:hint="eastAsia" w:ascii="Times New Roman" w:hAnsi="Times New Roman" w:eastAsia="FangSong" w:cs="Times New Roman"/>
-        </w:rPr>
-        <w:t>题</w:t>
-      </w:r>
-      <w:r>
-        <w:rPr>
-          <w:rFonts w:hint="eastAsia" w:ascii="Times New Roman" w:hAnsi="Times New Roman" w:eastAsia="Times New Roman" w:cs="Times New Roman"/>
-        </w:rPr>
-        <w:t>-036b-4-</w:t>
-      </w:r>
-      <w:r>
-        <w:rPr>
-          <w:rFonts w:hint="eastAsia" w:ascii="Times New Roman" w:hAnsi="Times New Roman" w:eastAsia="FangSong" w:cs="Times New Roman"/>
-        </w:rPr>
-        <w:t>碘化物滴定离子方程式</w:t>
-      </w:r>
-    </w:p>
-    <w:p>
-      <w:pPr>
         <w:pStyle w:val="FirstParagraph"/>
       </w:pPr>
       <w:r>
@@ -4186,65 +4068,6 @@
           <w:rFonts w:hint="eastAsia" w:ascii="Times New Roman" w:hAnsi="Times New Roman" w:eastAsia="Times New Roman" w:cs="Times New Roman"/>
         </w:rPr>
         <w:t>。</w:t>
-      </w:r>
-    </w:p>
-    <w:p>
-      <w:pPr>
-        <w:pStyle w:val="BlockText"/>
-      </w:pPr>
-      <w:r>
-        <w:rPr>
-          <w:rFonts w:hint="eastAsia" w:ascii="Times New Roman" w:hAnsi="Times New Roman" w:eastAsia="FangSong" w:cs="Times New Roman"/>
-        </w:rPr>
-        <w:t>关联小问</w:t>
-      </w:r>
-      <w:r>
-        <w:rPr>
-          <w:rFonts w:hint="eastAsia" w:ascii="Times New Roman" w:hAnsi="Times New Roman" w:eastAsia="Times New Roman" w:cs="Times New Roman"/>
-        </w:rPr>
-        <w:t>：</w:t>
-      </w:r>
-      <w:r>
-        <w:rPr>
-          <w:rFonts w:hint="eastAsia" w:ascii="Times New Roman" w:hAnsi="Times New Roman" w:eastAsia="FangSong" w:cs="Times New Roman"/>
-        </w:rPr>
-        <w:t>题</w:t>
-      </w:r>
-      <w:r>
-        <w:rPr>
-          <w:rFonts w:hint="eastAsia" w:ascii="Times New Roman" w:hAnsi="Times New Roman" w:eastAsia="Times New Roman" w:cs="Times New Roman"/>
-        </w:rPr>
-        <w:t>-036b-4-</w:t>
-      </w:r>
-      <w:r>
-        <w:rPr>
-          <w:rFonts w:hint="eastAsia" w:ascii="Times New Roman" w:hAnsi="Times New Roman" w:eastAsia="FangSong" w:cs="Times New Roman"/>
-        </w:rPr>
-        <w:t>碘化物滴定离子方程式</w:t>
-      </w:r>
-      <w:r>
-        <w:rPr>
-          <w:rFonts w:ascii="Times New Roman" w:hAnsi="Times New Roman" w:eastAsia="Times New Roman" w:cs="Times New Roman"/>
-        </w:rPr>
-        <w:t xml:space="preserve"> | </w:t>
-      </w:r>
-      <w:r>
-        <w:rPr>
-          <w:rFonts w:hint="eastAsia" w:ascii="Times New Roman" w:hAnsi="Times New Roman" w:eastAsia="FangSong" w:cs="Times New Roman"/>
-        </w:rPr>
-        <w:t>题</w:t>
-      </w:r>
-      <w:r>
-        <w:rPr>
-          <w:rFonts w:hint="eastAsia" w:ascii="Times New Roman" w:hAnsi="Times New Roman" w:eastAsia="Times New Roman" w:cs="Times New Roman"/>
-        </w:rPr>
-        <w:t>-036b-4-</w:t>
-      </w:r>
-      <w:r>
-        <w:rPr>
-          <w:rFonts w:hint="eastAsia" w:ascii="Times New Roman" w:hAnsi="Times New Roman" w:eastAsia="FangSong" w:cs="Times New Roman"/>
-        </w:rPr>
-        <w:t>碘化物滴定离子方程式</w:t>
       </w:r>
     </w:p>
     <w:p>
